--- a/crates/unluminous-word/tests/fixtures/styles.docx
+++ b/crates/unluminous-word/tests/fixtures/styles.docx
@@ -574,7 +574,7 @@
     <w:link w:val="Heading1Char"/>
     <w:uiPriority w:val="9"/>
     <w:qFormat/>
-    <w:rsid w:val="00C6603A"/>
+    <w:rsid w:val="000C7AA9"/>
     <w:pPr>
       <w:keepNext/>
       <w:keepLines/>
@@ -596,7 +596,7 @@
     <w:uiPriority w:val="9"/>
     <w:unhideWhenUsed/>
     <w:qFormat/>
-    <w:rsid w:val="00C6603A"/>
+    <w:rsid w:val="000C7AA9"/>
     <w:pPr>
       <w:keepNext/>
       <w:keepLines/>
@@ -618,7 +618,7 @@
     <w:uiPriority w:val="9"/>
     <w:unhideWhenUsed/>
     <w:qFormat/>
-    <w:rsid w:val="00C6603A"/>
+    <w:rsid w:val="000C7AA9"/>
     <w:pPr>
       <w:keepNext/>
       <w:keepLines/>
@@ -640,7 +640,7 @@
     <w:uiPriority w:val="9"/>
     <w:unhideWhenUsed/>
     <w:qFormat/>
-    <w:rsid w:val="00C6603A"/>
+    <w:rsid w:val="000C7AA9"/>
     <w:pPr>
       <w:keepNext/>
       <w:keepLines/>
@@ -663,7 +663,7 @@
     <w:semiHidden/>
     <w:unhideWhenUsed/>
     <w:qFormat/>
-    <w:rsid w:val="00C6603A"/>
+    <w:rsid w:val="000C7AA9"/>
     <w:pPr>
       <w:keepNext/>
       <w:keepLines/>
@@ -684,7 +684,7 @@
     <w:semiHidden/>
     <w:unhideWhenUsed/>
     <w:qFormat/>
-    <w:rsid w:val="00C6603A"/>
+    <w:rsid w:val="000C7AA9"/>
     <w:pPr>
       <w:keepNext/>
       <w:keepLines/>
@@ -707,7 +707,7 @@
     <w:semiHidden/>
     <w:unhideWhenUsed/>
     <w:qFormat/>
-    <w:rsid w:val="00C6603A"/>
+    <w:rsid w:val="000C7AA9"/>
     <w:pPr>
       <w:keepNext/>
       <w:keepLines/>
@@ -728,7 +728,7 @@
     <w:semiHidden/>
     <w:unhideWhenUsed/>
     <w:qFormat/>
-    <w:rsid w:val="00C6603A"/>
+    <w:rsid w:val="000C7AA9"/>
     <w:pPr>
       <w:keepNext/>
       <w:keepLines/>
@@ -751,7 +751,7 @@
     <w:semiHidden/>
     <w:unhideWhenUsed/>
     <w:qFormat/>
-    <w:rsid w:val="00C6603A"/>
+    <w:rsid w:val="000C7AA9"/>
     <w:pPr>
       <w:keepNext/>
       <w:keepLines/>
@@ -794,7 +794,7 @@
     <w:basedOn w:val="DefaultParagraphFont"/>
     <w:link w:val="Heading1"/>
     <w:uiPriority w:val="9"/>
-    <w:rsid w:val="00C6603A"/>
+    <w:rsid w:val="000C7AA9"/>
     <w:rPr>
       <w:rFonts w:asciiTheme="majorHAnsi" w:eastAsiaTheme="majorEastAsia" w:hAnsiTheme="majorHAnsi" w:cstheme="majorBidi"/>
       <w:color w:val="0F4761" w:themeColor="accent1" w:themeShade="BF"/>
@@ -807,7 +807,7 @@
     <w:basedOn w:val="DefaultParagraphFont"/>
     <w:link w:val="Heading2"/>
     <w:uiPriority w:val="9"/>
-    <w:rsid w:val="00C6603A"/>
+    <w:rsid w:val="000C7AA9"/>
     <w:rPr>
       <w:rFonts w:asciiTheme="majorHAnsi" w:eastAsiaTheme="majorEastAsia" w:hAnsiTheme="majorHAnsi" w:cstheme="majorBidi"/>
       <w:color w:val="0F4761" w:themeColor="accent1" w:themeShade="BF"/>
@@ -820,7 +820,7 @@
     <w:basedOn w:val="DefaultParagraphFont"/>
     <w:link w:val="Heading3"/>
     <w:uiPriority w:val="9"/>
-    <w:rsid w:val="00C6603A"/>
+    <w:rsid w:val="000C7AA9"/>
     <w:rPr>
       <w:rFonts w:eastAsiaTheme="majorEastAsia" w:cstheme="majorBidi"/>
       <w:color w:val="0F4761" w:themeColor="accent1" w:themeShade="BF"/>
@@ -833,7 +833,7 @@
     <w:basedOn w:val="DefaultParagraphFont"/>
     <w:link w:val="Heading4"/>
     <w:uiPriority w:val="9"/>
-    <w:rsid w:val="00C6603A"/>
+    <w:rsid w:val="000C7AA9"/>
     <w:rPr>
       <w:rFonts w:eastAsiaTheme="majorEastAsia" w:cstheme="majorBidi"/>
       <w:i/>
@@ -847,7 +847,7 @@
     <w:link w:val="Heading5"/>
     <w:uiPriority w:val="9"/>
     <w:semiHidden/>
-    <w:rsid w:val="00C6603A"/>
+    <w:rsid w:val="000C7AA9"/>
     <w:rPr>
       <w:rFonts w:eastAsiaTheme="majorEastAsia" w:cstheme="majorBidi"/>
       <w:color w:val="0F4761" w:themeColor="accent1" w:themeShade="BF"/>
@@ -859,7 +859,7 @@
     <w:link w:val="Heading6"/>
     <w:uiPriority w:val="9"/>
     <w:semiHidden/>
-    <w:rsid w:val="00C6603A"/>
+    <w:rsid w:val="000C7AA9"/>
     <w:rPr>
       <w:rFonts w:eastAsiaTheme="majorEastAsia" w:cstheme="majorBidi"/>
       <w:i/>
@@ -873,7 +873,7 @@
     <w:link w:val="Heading7"/>
     <w:uiPriority w:val="9"/>
     <w:semiHidden/>
-    <w:rsid w:val="00C6603A"/>
+    <w:rsid w:val="000C7AA9"/>
     <w:rPr>
       <w:rFonts w:eastAsiaTheme="majorEastAsia" w:cstheme="majorBidi"/>
       <w:color w:val="595959" w:themeColor="text1" w:themeTint="A6"/>
@@ -885,7 +885,7 @@
     <w:link w:val="Heading8"/>
     <w:uiPriority w:val="9"/>
     <w:semiHidden/>
-    <w:rsid w:val="00C6603A"/>
+    <w:rsid w:val="000C7AA9"/>
     <w:rPr>
       <w:rFonts w:eastAsiaTheme="majorEastAsia" w:cstheme="majorBidi"/>
       <w:i/>
@@ -899,7 +899,7 @@
     <w:link w:val="Heading9"/>
     <w:uiPriority w:val="9"/>
     <w:semiHidden/>
-    <w:rsid w:val="00C6603A"/>
+    <w:rsid w:val="000C7AA9"/>
     <w:rPr>
       <w:rFonts w:eastAsiaTheme="majorEastAsia" w:cstheme="majorBidi"/>
       <w:color w:val="272727" w:themeColor="text1" w:themeTint="D8"/>
@@ -912,7 +912,7 @@
     <w:link w:val="TitleChar"/>
     <w:uiPriority w:val="10"/>
     <w:qFormat/>
-    <w:rsid w:val="00C6603A"/>
+    <w:rsid w:val="000C7AA9"/>
     <w:pPr>
       <w:spacing w:after="80" w:line="240" w:lineRule="auto"/>
       <w:contextualSpacing/>
@@ -930,7 +930,7 @@
     <w:basedOn w:val="DefaultParagraphFont"/>
     <w:link w:val="Title"/>
     <w:uiPriority w:val="10"/>
-    <w:rsid w:val="00C6603A"/>
+    <w:rsid w:val="000C7AA9"/>
     <w:rPr>
       <w:rFonts w:asciiTheme="majorHAnsi" w:eastAsiaTheme="majorEastAsia" w:hAnsiTheme="majorHAnsi" w:cstheme="majorBidi"/>
       <w:spacing w:val="-10"/>
@@ -946,7 +946,7 @@
     <w:link w:val="SubtitleChar"/>
     <w:uiPriority w:val="11"/>
     <w:qFormat/>
-    <w:rsid w:val="00C6603A"/>
+    <w:rsid w:val="000C7AA9"/>
     <w:pPr>
       <w:numPr>
         <w:ilvl w:val="1"/>
@@ -965,7 +965,7 @@
     <w:basedOn w:val="DefaultParagraphFont"/>
     <w:link w:val="Subtitle"/>
     <w:uiPriority w:val="11"/>
-    <w:rsid w:val="00C6603A"/>
+    <w:rsid w:val="000C7AA9"/>
     <w:rPr>
       <w:rFonts w:eastAsiaTheme="majorEastAsia" w:cstheme="majorBidi"/>
       <w:color w:val="595959" w:themeColor="text1" w:themeTint="A6"/>
@@ -981,7 +981,7 @@
     <w:link w:val="QuoteChar"/>
     <w:uiPriority w:val="29"/>
     <w:qFormat/>
-    <w:rsid w:val="00C6603A"/>
+    <w:rsid w:val="000C7AA9"/>
     <w:pPr>
       <w:spacing w:before="160"/>
       <w:jc w:val="center"/>
@@ -997,7 +997,7 @@
     <w:basedOn w:val="DefaultParagraphFont"/>
     <w:link w:val="Quote"/>
     <w:uiPriority w:val="29"/>
-    <w:rsid w:val="00C6603A"/>
+    <w:rsid w:val="000C7AA9"/>
     <w:rPr>
       <w:i/>
       <w:iCs/>
@@ -1009,7 +1009,7 @@
     <w:basedOn w:val="Normal"/>
     <w:uiPriority w:val="34"/>
     <w:qFormat/>
-    <w:rsid w:val="00C6603A"/>
+    <w:rsid w:val="000C7AA9"/>
     <w:pPr>
       <w:ind w:left="720"/>
       <w:contextualSpacing/>
@@ -1020,7 +1020,7 @@
     <w:basedOn w:val="DefaultParagraphFont"/>
     <w:uiPriority w:val="21"/>
     <w:qFormat/>
-    <w:rsid w:val="00C6603A"/>
+    <w:rsid w:val="000C7AA9"/>
     <w:rPr>
       <w:i/>
       <w:iCs/>
@@ -1034,7 +1034,7 @@
     <w:link w:val="IntenseQuoteChar"/>
     <w:uiPriority w:val="30"/>
     <w:qFormat/>
-    <w:rsid w:val="00C6603A"/>
+    <w:rsid w:val="000C7AA9"/>
     <w:pPr>
       <w:pBdr>
         <w:top w:val="single" w:sz="4" w:space="10" w:color="0F4761" w:themeColor="accent1" w:themeShade="BF"/>
@@ -1055,7 +1055,7 @@
     <w:basedOn w:val="DefaultParagraphFont"/>
     <w:link w:val="IntenseQuote"/>
     <w:uiPriority w:val="30"/>
-    <w:rsid w:val="00C6603A"/>
+    <w:rsid w:val="000C7AA9"/>
     <w:rPr>
       <w:i/>
       <w:iCs/>
@@ -1067,7 +1067,7 @@
     <w:basedOn w:val="DefaultParagraphFont"/>
     <w:uiPriority w:val="32"/>
     <w:qFormat/>
-    <w:rsid w:val="00C6603A"/>
+    <w:rsid w:val="000C7AA9"/>
     <w:rPr>
       <w:b/>
       <w:bCs/>
@@ -1080,7 +1080,7 @@
     <w:name w:val="Oracle Paragraph"/>
     <w:basedOn w:val="Normal"/>
     <w:link w:val="OracleParagraphChar"/>
-    <w:rsid w:val="00C6603A"/>
+    <w:rsid w:val="000C7AA9"/>
     <w:pPr>
       <w:spacing w:after="360"/>
     </w:pPr>
@@ -1094,7 +1094,7 @@
     <w:name w:val="Oracle Paragraph Char"/>
     <w:basedOn w:val="DefaultParagraphFont"/>
     <w:link w:val="OracleParagraph"/>
-    <w:rsid w:val="00C6603A"/>
+    <w:rsid w:val="000C7AA9"/>
     <w:rPr>
       <w:b/>
       <w:color w:val="0000FF"/>
@@ -1104,7 +1104,7 @@
   <w:style w:type="character" w:customStyle="1" w:styleId="OracleEmphasis">
     <w:name w:val="Oracle Emphasis"/>
     <w:basedOn w:val="DefaultParagraphFont"/>
-    <w:rsid w:val="00C6603A"/>
+    <w:rsid w:val="000C7AA9"/>
     <w:rPr>
       <w:i/>
       <w:color w:val="C00000"/>
@@ -1114,7 +1114,7 @@
     <w:name w:val="No Spacing"/>
     <w:uiPriority w:val="1"/>
     <w:qFormat/>
-    <w:rsid w:val="00C6603A"/>
+    <w:rsid w:val="000C7AA9"/>
     <w:pPr>
       <w:spacing w:after="0" w:line="240" w:lineRule="auto"/>
     </w:pPr>
